--- a/Flowfiy_Tech_Stack.docx
+++ b/Flowfiy_Tech_Stack.docx
@@ -2996,7 +2996,7 @@
           <w:sz w:val="22"/>
           <w:szCs w:val="22"/>
         </w:rPr>
-        <w:t xml:space="preserve">BYOK (Bring Your Own Key) — users supply their own Claude, Apollo, Apify keys (encrypted at rest)</w:t>
+        <w:t xml:space="preserve">Centrally Managed AI — Flowfiy manages Claude via ANTHROPIC_API_KEY; Apollo, Apify, Gmail, Calendly credentials are user-supplied and encrypted at rest</w:t>
       </w:r>
     </w:p>
     <w:p>
